--- a/BCCT T1-2026.docx
+++ b/BCCT T1-2026.docx
@@ -370,7 +370,7 @@
               <w:rPr>
                 <w:sz w:val="24"/>
               </w:rPr>
-              <w:t>Số: 01/2026-KH/ĐTNBVCS2</w:t>
+              <w:t>Số: 01/2026-KH/ĐTNCS2</w:t>
             </w:r>
           </w:p>
         </w:tc>
